--- a/Assignments/Assignment3.docx
+++ b/Assignments/Assignment3.docx
@@ -47,7 +47,7 @@
     </w:p>
     <w:tbl>
       <w:tblPr>
-        <w:tblStyle w:val="TableGrid"/>
+        <w:tblStyle w:val="a3"/>
         <w:tblW w:w="0" w:type="auto"/>
         <w:tblLook w:val="04A0" w:firstRow="1" w:lastRow="0" w:firstColumn="1" w:lastColumn="0" w:noHBand="0" w:noVBand="1"/>
       </w:tblPr>
@@ -259,7 +259,7 @@
     </w:p>
     <w:tbl>
       <w:tblPr>
-        <w:tblStyle w:val="TableGrid"/>
+        <w:tblStyle w:val="a3"/>
         <w:tblW w:w="0" w:type="auto"/>
         <w:tblLook w:val="04A0" w:firstRow="1" w:lastRow="0" w:firstColumn="1" w:lastColumn="0" w:noHBand="0" w:noVBand="1"/>
       </w:tblPr>
@@ -298,7 +298,7 @@
     </w:p>
     <w:tbl>
       <w:tblPr>
-        <w:tblStyle w:val="TableGrid"/>
+        <w:tblStyle w:val="a3"/>
         <w:tblW w:w="0" w:type="auto"/>
         <w:tblLook w:val="04A0" w:firstRow="1" w:lastRow="0" w:firstColumn="1" w:lastColumn="0" w:noHBand="0" w:noVBand="1"/>
       </w:tblPr>
@@ -312,40 +312,16 @@
           </w:tcPr>
           <w:p>
             <w:r>
-              <w:t xml:space="preserve">This project uses practical AI techniques to </w:t>
-            </w:r>
-            <w:proofErr w:type="gramStart"/>
-            <w:r>
-              <w:t>look into</w:t>
-            </w:r>
-            <w:proofErr w:type="gramEnd"/>
-            <w:r>
-              <w:t xml:space="preserve"> high school data from Saudi Governorate and predict future academic performance. Education quality matters a lot to the local community, so having an early view of how schools are doing helps administrators act quickly when issues show up.</w:t>
-            </w:r>
-            <w:r>
-              <w:rPr>
-                <w:rtl/>
-              </w:rPr>
-              <w:br/>
-            </w:r>
-            <w:r>
-              <w:t xml:space="preserve">We gathered real numbers from past years, mainly looking at student averages in Qudrat and </w:t>
-            </w:r>
-            <w:proofErr w:type="spellStart"/>
-            <w:r>
-              <w:t>Tahsili</w:t>
-            </w:r>
-            <w:proofErr w:type="spellEnd"/>
-            <w:r>
-              <w:t xml:space="preserve"> exams, along with official school evaluation results. By running simple machine learning </w:t>
-            </w:r>
-            <w:proofErr w:type="gramStart"/>
-            <w:r>
-              <w:t>model</w:t>
-            </w:r>
-            <w:proofErr w:type="gramEnd"/>
-            <w:r>
-              <w:t xml:space="preserve"> like Linear Regression and Random Forests, our system picks up trends from older data to predict upcoming test performance. This gives school managers in Saudi a clear idea of which schools need extra support or better resources.</w:t>
+              <w:t>This project uses practical AI techniques to look into high school data from Saudi and predict future academic performance. Education quality matters a lot to the local community, so having an early view of how schools are doing helps administrators act quickly when issues show up.</w:t>
+            </w:r>
+            <w:r>
+              <w:rPr>
+                <w:rtl/>
+              </w:rPr>
+              <w:br/>
+            </w:r>
+            <w:r>
+              <w:t>We gathered real numbers from past years, mainly looking at student averages in Qudrat and Tahsili exams, along with official school evaluation results. By running simple machine learning model like Linear Regression and Random Forests, our system picks up trends from older data to predict upcoming test performance. This gives school managers in Saudi a clear idea of which schools need extra support or better resources.</w:t>
             </w:r>
           </w:p>
         </w:tc>
@@ -434,15 +410,7 @@
               </w:rPr>
             </w:pPr>
             <w:r>
-              <w:t xml:space="preserve">1- Data Preprocessing and </w:t>
-            </w:r>
-            <w:proofErr w:type="gramStart"/>
-            <w:r>
-              <w:t>Normalization :</w:t>
-            </w:r>
-            <w:proofErr w:type="gramEnd"/>
-            <w:r>
-              <w:t xml:space="preserve"> This is the preliminary stage that precedes feeding data into the algorithms used to build artificial intelligence; it consists of two phases:</w:t>
+              <w:t>1- Data Preprocessing and Normalization : This is the preliminary stage that precedes feeding data into the algorithms used to build artificial intelligence; it consists of two phases:</w:t>
             </w:r>
             <w:r>
               <w:rPr>
@@ -458,15 +426,7 @@
               </w:rPr>
             </w:pPr>
             <w:r>
-              <w:t xml:space="preserve">The first is </w:t>
-            </w:r>
-            <w:proofErr w:type="gramStart"/>
-            <w:r>
-              <w:t>preprocessing :</w:t>
-            </w:r>
-            <w:proofErr w:type="gramEnd"/>
-            <w:r>
-              <w:t xml:space="preserve"> transforming raw data—which is typically messy, incomplete, unformatted (numbers written as words), and unprepared in real-world scenarios—into a format that the machine can understand and process.</w:t>
+              <w:t>The first is preprocessing : transforming raw data—which is typically messy, incomplete, unformatted (numbers written as words), and unprepared in real-world scenarios—into a format that the machine can understand and process.</w:t>
             </w:r>
             <w:r>
               <w:rPr>
@@ -500,17 +460,7 @@
             </w:r>
             <w:r>
               <w:lastRenderedPageBreak/>
-              <w:t xml:space="preserve">as Data Preprocessing and Normalization. Consequently, we collected official records from all boys' and girls' high schools in the Saudi sector; while the data was difficult to obtain... We obtained results from the General Achievement Test and the Aptitude Test spanning the last three years, alongside official school assessment data. However, we encountered common </w:t>
-            </w:r>
-            <w:proofErr w:type="spellStart"/>
-            <w:proofErr w:type="gramStart"/>
-            <w:r>
-              <w:t>datarelated</w:t>
-            </w:r>
-            <w:proofErr w:type="spellEnd"/>
-            <w:proofErr w:type="gramEnd"/>
-            <w:r>
-              <w:t xml:space="preserve"> challenges regarding clarity and organization. For instance, some schools lacked data for specific years, or there were human errors in data entry. This is where the normalization algorithm comes into play a process that transforms raw, scattered data into a format ready for analysis. We carefully addressed missing values to fill gaps and excluded anomalies and outliers that could mislead models and lead to erroneous conclusions about a school's performance level.</w:t>
+              <w:t>as Data Preprocessing and Normalization. Consequently, we collected official records from all boys' and girls' high schools in the Saudi sector; while the data was difficult to obtain... We obtained results from the General Achievement Test and the Aptitude Test spanning the last three years, alongside official school assessment data. However, we encountered common datarelated challenges regarding clarity and organization. For instance, some schools lacked data for specific years, or there were human errors in data entry. This is where the normalization algorithm comes into play a process that transforms raw, scattered data into a format ready for analysis. We carefully addressed missing values to fill gaps and excluded anomalies and outliers that could mislead models and lead to erroneous conclusions about a school's performance level.</w:t>
             </w:r>
             <w:r>
               <w:rPr>
@@ -570,23 +520,7 @@
               <w:t xml:space="preserve">2- </w:t>
             </w:r>
             <w:r>
-              <w:t xml:space="preserve">Multiple Linear </w:t>
-            </w:r>
-            <w:proofErr w:type="gramStart"/>
-            <w:r>
-              <w:t>Regression :</w:t>
-            </w:r>
-            <w:proofErr w:type="gramEnd"/>
-            <w:r>
-              <w:t xml:space="preserve"> Multiple Linear Regression is a straightforward machine learning method that predicts a single number (like an upcoming test score) by looking at several factors at once. Instead of relying on just one clue, it combines multiple inputs and figures out how much each one </w:t>
-            </w:r>
-            <w:proofErr w:type="gramStart"/>
-            <w:r>
-              <w:t>actually matters</w:t>
-            </w:r>
-            <w:proofErr w:type="gramEnd"/>
-            <w:r>
-              <w:t>. The formula is basically an expanded line equation: Y prime =w0+w1x1+w2x2+w3x3+w4x4 How we apply it to our Saudi project: Instead of guessing blindly, we use this model to predict how high schools in Saudi will perform on</w:t>
+              <w:t>Multiple Linear Regression : Multiple Linear Regression is a straightforward machine learning method that predicts a single number (like an upcoming test score) by looking at several factors at once. Instead of relying on just one clue, it combines multiple inputs and figures out how much each one actually matters. The formula is basically an expanded line equation: Y prime =w0+w1x1+w2x2+w3x3+w4x4 How we apply it to our Saudi project: Instead of guessing blindly, we use this model to predict how high schools in Saudi will perform on</w:t>
             </w:r>
             <w:r>
               <w:br/>
@@ -604,46 +538,22 @@
               <w:br/>
             </w:r>
             <w:r>
-              <w:t xml:space="preserve">The school’s expected average score in the upcoming </w:t>
-            </w:r>
-            <w:proofErr w:type="spellStart"/>
-            <w:r>
-              <w:t>Tahsili</w:t>
-            </w:r>
-            <w:proofErr w:type="spellEnd"/>
-            <w:r>
-              <w:t xml:space="preserve"> exam. The clues we feed into the model (X): X1: The school's past average in the Qudrat</w:t>
+              <w:t>The school’s expected average score in the upcoming Tahsili exam. The clues we feed into the model (X): X1: The school's past average in the Qudrat</w:t>
             </w:r>
           </w:p>
           <w:p>
             <w:r>
               <w:lastRenderedPageBreak/>
-              <w:t xml:space="preserve">exam. X2: The school's past average in the </w:t>
-            </w:r>
-            <w:proofErr w:type="spellStart"/>
-            <w:r>
-              <w:t>Tahsili</w:t>
-            </w:r>
-            <w:proofErr w:type="spellEnd"/>
-            <w:r>
-              <w:t xml:space="preserve"> exam. X3: The school's official rating from the Education and Training Evaluation Commission (ETEC). X4: The average internal high school GPA.</w:t>
-            </w:r>
-            <w:r>
-              <w:br/>
-            </w:r>
-            <w:r>
-              <w:br/>
-            </w:r>
-            <w:r>
-              <w:t xml:space="preserve">What the weights (w) tell us: The weights are the most practical part for school administrators. They show the </w:t>
-            </w:r>
-            <w:proofErr w:type="gramStart"/>
-            <w:r>
-              <w:t>real world</w:t>
-            </w:r>
-            <w:proofErr w:type="gramEnd"/>
-            <w:r>
-              <w:t xml:space="preserve"> impact of each factor on its own. For instance, the weight for ETEC (w3) tells </w:t>
+              <w:t>exam. X2: The school's past average in the Tahsili exam. X3: The school's official rating from the Education and Training Evaluation Commission (ETEC). X4: The average internal high school GPA.</w:t>
+            </w:r>
+            <w:r>
+              <w:br/>
+            </w:r>
+            <w:r>
+              <w:br/>
+            </w:r>
+            <w:r>
+              <w:t xml:space="preserve">What the weights (w) tell us: The weights are the most practical part for school administrators. They show the real world impact of each factor on its own. For instance, the weight for ETEC (w3) tells </w:t>
             </w:r>
           </w:p>
           <w:p>
@@ -663,15 +573,7 @@
               <w:br/>
             </w:r>
             <w:r>
-              <w:t xml:space="preserve">Why </w:t>
-            </w:r>
-            <w:proofErr w:type="gramStart"/>
-            <w:r>
-              <w:t>we</w:t>
-            </w:r>
-            <w:proofErr w:type="gramEnd"/>
-            <w:r>
-              <w:t xml:space="preserve"> start with this model: We picked Multiple Linear Regression as our starting baseline because it isn't a "black box." It gives local supervisors in Saudi a clear, readable formula that shows whether a school is falling behind because of basic student performance or because the school environment itself needs immediate support.</w:t>
+              <w:t>Why we start with this model: We picked Multiple Linear Regression as our starting baseline because it isn't a "black box." It gives local supervisors in Saudi a clear, readable formula that shows whether a school is falling behind because of basic student performance or because the school environment itself needs immediate support.</w:t>
             </w:r>
             <w:r>
               <w:br/>
@@ -681,15 +583,7 @@
               <w:t xml:space="preserve">3- </w:t>
             </w:r>
             <w:r>
-              <w:t xml:space="preserve">Random </w:t>
-            </w:r>
-            <w:proofErr w:type="gramStart"/>
-            <w:r>
-              <w:t>Forest :</w:t>
-            </w:r>
-            <w:proofErr w:type="gramEnd"/>
-            <w:r>
-              <w:t xml:space="preserve"> We selected Random Forest because relying on a single decision tree usually leads to predictive mistakes. If a model uses only one tree, it easily overfits the training data. Random Forest resolves this issue by building an ensemble of many trees, where each tree analyzes a random subset of the dataset. At the end of the process, all trees vote, and the model selects the most common outcome.</w:t>
+              <w:t>Random Forest : We selected Random Forest because relying on a single decision tree usually leads to predictive mistakes. If a model uses only one tree, it easily overfits the training data. Random Forest resolves this issue by building an ensemble of many trees, where each tree analyzes a random subset of the dataset. At the end of the process, all trees vote, and the model selects the most common outcome.</w:t>
             </w:r>
             <w:r>
               <w:br/>
@@ -829,15 +723,7 @@
               <w:br/>
             </w:r>
             <w:r>
-              <w:t xml:space="preserve">The National Center for Assessment (Qiyas): This gives standardized exam results that are </w:t>
-            </w:r>
-            <w:proofErr w:type="gramStart"/>
-            <w:r>
-              <w:t>completely separate</w:t>
-            </w:r>
-            <w:proofErr w:type="gramEnd"/>
-            <w:r>
-              <w:t xml:space="preserve"> from each school’s own grading.</w:t>
+              <w:t>The National Center for Assessment (Qiyas): This gives standardized exam results that are completely separate from each school’s own grading.</w:t>
             </w:r>
             <w:r>
               <w:rPr>
@@ -912,62 +798,22 @@
               <w:br/>
             </w:r>
             <w:r>
-              <w:t>Average General Aptitude Test Score (X_1): This is a continuous score on a scale from 0 to 100 taken from Qiyas (</w:t>
-            </w:r>
-            <w:proofErr w:type="spellStart"/>
-            <w:r>
-              <w:t>Qudurat</w:t>
-            </w:r>
-            <w:proofErr w:type="spellEnd"/>
-            <w:r>
-              <w:t xml:space="preserve">). This test checks reasoning, analytical thinking and reading comprehension. It doesn’t depend on memorizing textbooks. </w:t>
-            </w:r>
-            <w:proofErr w:type="gramStart"/>
-            <w:r>
-              <w:t>So</w:t>
-            </w:r>
-            <w:proofErr w:type="gramEnd"/>
-            <w:r>
-              <w:t xml:space="preserve"> it shows whether a school </w:t>
-            </w:r>
-            <w:proofErr w:type="gramStart"/>
-            <w:r>
-              <w:t>actually teaches</w:t>
-            </w:r>
-            <w:proofErr w:type="gramEnd"/>
-            <w:r>
-              <w:t xml:space="preserve"> students how to think</w:t>
-            </w:r>
-            <w:r>
-              <w:rPr>
-                <w:rtl/>
-              </w:rPr>
-              <w:br/>
-            </w:r>
-            <w:r>
-              <w:rPr>
-                <w:rtl/>
-              </w:rPr>
-              <w:br/>
-            </w:r>
-            <w:r>
-              <w:t>Average Scholastic Achievement Admission Test Score (X_2): This is another score from 0 to 100 also from Qiyas (</w:t>
-            </w:r>
-            <w:proofErr w:type="spellStart"/>
-            <w:r>
-              <w:t>Tahsili</w:t>
-            </w:r>
-            <w:proofErr w:type="spellEnd"/>
-            <w:r>
-              <w:t xml:space="preserve">). Unlike the aptitude test </w:t>
-            </w:r>
-            <w:proofErr w:type="gramStart"/>
-            <w:r>
-              <w:t>this one measures</w:t>
-            </w:r>
-            <w:proofErr w:type="gramEnd"/>
-            <w:r>
-              <w:t xml:space="preserve"> how well students remember the curriculum material—subjects like mathematics, physics, chemistry and biology—from their three years of high school.</w:t>
+              <w:t>Average General Aptitude Test Score (X_1): This is a continuous score on a scale from 0 to 100 taken from Qiyas (Qudurat). This test checks reasoning, analytical thinking and reading comprehension. It doesn’t depend on memorizing textbooks. So it shows whether a school actually teaches students how to think</w:t>
+            </w:r>
+            <w:r>
+              <w:rPr>
+                <w:rtl/>
+              </w:rPr>
+              <w:br/>
+            </w:r>
+            <w:r>
+              <w:rPr>
+                <w:rtl/>
+              </w:rPr>
+              <w:br/>
+            </w:r>
+            <w:r>
+              <w:t>Average Scholastic Achievement Admission Test Score (X_2): This is another score from 0 to 100 also from Qiyas (Tahsili). Unlike the aptitude test this one measures how well students remember the curriculum material—subjects like mathematics, physics, chemistry and biology—from their three years of high school.</w:t>
             </w:r>
             <w:r>
               <w:rPr>
@@ -1063,15 +909,7 @@
           <w:p>
             <w:r>
               <w:lastRenderedPageBreak/>
-              <w:t xml:space="preserve">Why does ETEC get the biggest weight (w₄ = 0.40)? Because external audits give </w:t>
-            </w:r>
-            <w:proofErr w:type="gramStart"/>
-            <w:r>
-              <w:t>the</w:t>
-            </w:r>
-            <w:proofErr w:type="gramEnd"/>
-            <w:r>
-              <w:t xml:space="preserve"> reliable look at a school’s true quality. Student test scores can be misleading. A school might have numbers just because parents pay for private tutoring outside class hours even if the school itself has bad buildings or poor management. The ETEC audit looks at</w:t>
+              <w:t>Why does ETEC get the biggest weight (w₄ = 0.40)? Because external audits give the reliable look at a school’s true quality. Student test scores can be misleading. A school might have numbers just because parents pay for private tutoring outside class hours even if the school itself has bad buildings or poor management. The ETEC audit looks at</w:t>
             </w:r>
             <w:r>
               <w:rPr>
@@ -1231,51 +1069,18 @@
               <w:br/>
             </w:r>
             <w:r>
-              <w:t xml:space="preserve">Feature Scaling (Normalization): The four features have different distributions. GAT and SAAT scores tend to follow a bell curve centered around 65 to </w:t>
-            </w:r>
-            <w:proofErr w:type="gramStart"/>
-            <w:r>
-              <w:t>70..</w:t>
-            </w:r>
-            <w:proofErr w:type="gramEnd"/>
-            <w:r>
-              <w:t xml:space="preserve"> High school GPAs are heavily skewed toward the upper end with most values between 90% and 100%. To prevent GPA from overpowering variables during model training we use Min-Max scaling or Z-score </w:t>
-            </w:r>
-            <w:proofErr w:type="gramStart"/>
-            <w:r>
-              <w:t>standardization</w:t>
-            </w:r>
-            <w:proofErr w:type="gramEnd"/>
-            <w:r>
-              <w:t xml:space="preserve"> so all inputs </w:t>
-            </w:r>
-            <w:proofErr w:type="gramStart"/>
-            <w:r>
-              <w:t>are,</w:t>
-            </w:r>
-            <w:proofErr w:type="gramEnd"/>
-            <w:r>
-              <w:t xml:space="preserve"> on a similar scale.</w:t>
+              <w:t>Feature Scaling (Normalization): The four features have different distributions. GAT and SAAT scores tend to follow a bell curve centered around 65 to 70.. High school GPAs are heavily skewed toward the upper end with most values between 90% and 100%. To prevent GPA from overpowering variables during model training we use Min-Max scaling or Z-score standardization so all inputs are, on a similar scale.</w:t>
             </w:r>
           </w:p>
           <w:p>
             <w:pPr>
               <w:rPr>
-                <w:rFonts w:hint="cs"/>
                 <w:rtl/>
               </w:rPr>
             </w:pPr>
             <w:r>
               <w:lastRenderedPageBreak/>
-              <w:t xml:space="preserve">Handling Values: Some new schools don’t have SAAT averages yet because their first group hasn’t finished grade 12. Others may not yet have had an ETEC audit. Rather than </w:t>
-            </w:r>
-            <w:proofErr w:type="gramStart"/>
-            <w:r>
-              <w:t>fill</w:t>
-            </w:r>
-            <w:proofErr w:type="gramEnd"/>
-            <w:r>
-              <w:t xml:space="preserve"> in missing values using data—which could mess up rankings—we remove any incomplete school records. That way our models train on verified, complete institutional data.</w:t>
+              <w:t>Handling Values: Some new schools don’t have SAAT averages yet because their first group hasn’t finished grade 12. Others may not yet have had an ETEC audit. Rather than fill in missing values using data—which could mess up rankings—we remove any incomplete school records. That way our models train on verified, complete institutional data.</w:t>
             </w:r>
           </w:p>
         </w:tc>
@@ -1400,10 +1205,7 @@
               <w:t>1.</w:t>
             </w:r>
             <w:r>
-              <w:t xml:space="preserve"> </w:t>
-            </w:r>
-            <w:r>
-              <w:t>García, S., Luengo, J., &amp; Herrera, F. (2015). Data Preprocessing in Data Mining. Springer.</w:t>
+              <w:t xml:space="preserve"> García, S., Luengo, J., &amp; Herrera, F. (2015). Data Preprocessing in Data Mining. Springer.</w:t>
             </w:r>
           </w:p>
           <w:p>
@@ -1411,18 +1213,7 @@
               <w:t>2.</w:t>
             </w:r>
             <w:r>
-              <w:t xml:space="preserve"> </w:t>
-            </w:r>
-            <w:r>
-              <w:t xml:space="preserve">Kutner, M. H., Nachtsheim, C. J., </w:t>
-            </w:r>
-            <w:proofErr w:type="spellStart"/>
-            <w:r>
-              <w:t>Neter</w:t>
-            </w:r>
-            <w:proofErr w:type="spellEnd"/>
-            <w:r>
-              <w:t>, J., &amp; Li, W. (2005). Applied Linear Statistical Models. McGraw-Hill.</w:t>
+              <w:t xml:space="preserve"> Kutner, M. H., Nachtsheim, C. J., Neter, J., &amp; Li, W. (2005). Applied Linear Statistical Models. McGraw-Hill.</w:t>
             </w:r>
           </w:p>
           <w:p>
@@ -1504,15 +1295,7 @@
           </w:tcPr>
           <w:p>
             <w:r>
-              <w:t xml:space="preserve">Gathering our initial dataset from the Saudi Open Data portal and combining it with synthetic (simulated) records was just the first step. You can't simply feed this mixed information straight into a machine learning algorithm. Whether the numbers are from official open data or generated to reflect real-world school scenarios, the dataset is usually </w:t>
-            </w:r>
-            <w:proofErr w:type="gramStart"/>
-            <w:r>
-              <w:t>pretty messy</w:t>
-            </w:r>
-            <w:proofErr w:type="gramEnd"/>
-            <w:r>
-              <w:t xml:space="preserve"> at first. You will frequently run into missing numbers, mismatched scales, and weird text formats. Because of this, preparing the dataset became a major part of our workflow. We had to fix these formatting issues before we could even think about running our Multiple Linear Regression or Random Forest models. Below are the main manipulation steps we applied using Python's Pandas library.</w:t>
+              <w:t>Gathering our initial dataset from the Saudi Open Data portal and combining it with synthetic (simulated) records was just the first step. You can't simply feed this mixed information straight into a machine learning algorithm. Whether the numbers are from official open data or generated to reflect real-world school scenarios, the dataset is usually pretty messy at first. You will frequently run into missing numbers, mismatched scales, and weird text formats. Because of this, preparing the dataset became a major part of our workflow. We had to fix these formatting issues before we could even think about running our Multiple Linear Regression or Random Forest models. Below are the main manipulation steps we applied using Python's Pandas library.</w:t>
             </w:r>
           </w:p>
           <w:p>
@@ -1526,37 +1309,13 @@
               <w:t xml:space="preserve">1- </w:t>
             </w:r>
             <w:r>
-              <w:t xml:space="preserve">Data Loading and Initial </w:t>
-            </w:r>
-            <w:proofErr w:type="gramStart"/>
-            <w:r>
-              <w:t>Inspection</w:t>
-            </w:r>
-            <w:r>
-              <w:t xml:space="preserve"> :</w:t>
-            </w:r>
-            <w:proofErr w:type="gramEnd"/>
-            <w:r>
-              <w:t xml:space="preserve"> </w:t>
-            </w:r>
-            <w:r>
-              <w:t xml:space="preserve">Our main CSV file, which merges the official open data with our synthetic records, holds several years of performance metrics for thousands of Saudi high schools. To </w:t>
-            </w:r>
-            <w:proofErr w:type="gramStart"/>
-            <w:r>
-              <w:t>actually work</w:t>
-            </w:r>
-            <w:proofErr w:type="gramEnd"/>
-            <w:r>
-              <w:t xml:space="preserve"> with this information, we load it using Python's Pandas library. By converting the CSV into a </w:t>
-            </w:r>
-            <w:proofErr w:type="spellStart"/>
-            <w:r>
-              <w:t>DataFrame</w:t>
-            </w:r>
-            <w:proofErr w:type="spellEnd"/>
-            <w:r>
-              <w:t>, we can clearly see the rows, columns, and data types we are dealing with. This initial check helps us figure out exactly which parts of our mixed dataset need cleaning.</w:t>
+              <w:t>Data Loading and Initial Inspection</w:t>
+            </w:r>
+            <w:r>
+              <w:t xml:space="preserve"> : </w:t>
+            </w:r>
+            <w:r>
+              <w:t>Our main CSV file, which merges the official open data with our synthetic records, holds several years of performance metrics for thousands of Saudi high schools. To actually work with this information, we load it using Python's Pandas library. By converting the CSV into a DataFrame, we can clearly see the rows, columns, and data types we are dealing with. This initial check helps us figure out exactly which parts of our mixed dataset need cleaning.</w:t>
             </w:r>
             <w:r>
               <w:br/>
@@ -1566,37 +1325,13 @@
               <w:t xml:space="preserve">2- </w:t>
             </w:r>
             <w:r>
-              <w:t xml:space="preserve">Handling Missing and Incomplete </w:t>
-            </w:r>
-            <w:proofErr w:type="gramStart"/>
-            <w:r>
-              <w:t>Records</w:t>
-            </w:r>
-            <w:r>
-              <w:t xml:space="preserve"> :</w:t>
-            </w:r>
-            <w:proofErr w:type="gramEnd"/>
-            <w:r>
-              <w:t xml:space="preserve"> </w:t>
-            </w:r>
-            <w:r>
-              <w:t xml:space="preserve">When evaluating entire schools, having accurate data is incredibly important. While exploring our combined dataset of official Open Data and simulated records, we noticed a common real-world issue: missing records. For instance, a brand-new high school will not have older </w:t>
-            </w:r>
-            <w:proofErr w:type="spellStart"/>
-            <w:r>
-              <w:t>Tahsili</w:t>
-            </w:r>
-            <w:proofErr w:type="spellEnd"/>
-            <w:r>
-              <w:t xml:space="preserve"> scores simply because they have not </w:t>
-            </w:r>
-            <w:proofErr w:type="gramStart"/>
-            <w:r>
-              <w:t>graduated</w:t>
-            </w:r>
-            <w:proofErr w:type="gramEnd"/>
-            <w:r>
-              <w:t xml:space="preserve"> a senior class yet. Other schools might not have a recent ETEC audit published on the portal. We had to decide how to handle these blank spots. Ultimately, we </w:t>
+              <w:t>Handling Missing and Incomplete Records</w:t>
+            </w:r>
+            <w:r>
+              <w:t xml:space="preserve"> : </w:t>
+            </w:r>
+            <w:r>
+              <w:t xml:space="preserve">When evaluating entire schools, having accurate data is incredibly important. While exploring our combined dataset of official Open Data and simulated records, we noticed a common real-world issue: missing records. For instance, a brand-new high school will not have older Tahsili scores simply because they have not graduated a senior class yet. Other schools might not have a recent ETEC audit published on the portal. We had to decide how to handle these blank spots. Ultimately, we </w:t>
             </w:r>
             <w:r>
               <w:lastRenderedPageBreak/>
@@ -1610,66 +1345,34 @@
               <w:t xml:space="preserve">3- </w:t>
             </w:r>
             <w:r>
-              <w:t xml:space="preserve">Data Formatting and Type </w:t>
-            </w:r>
-            <w:proofErr w:type="gramStart"/>
-            <w:r>
-              <w:t>Casting</w:t>
-            </w:r>
-            <w:r>
-              <w:t xml:space="preserve"> :</w:t>
-            </w:r>
-            <w:proofErr w:type="gramEnd"/>
+              <w:t>Data Formatting and Type Casting</w:t>
+            </w:r>
+            <w:r>
+              <w:t xml:space="preserve"> : </w:t>
+            </w:r>
+            <w:r>
+              <w:t>Another common headache we faced when merging different data sources was numbers showing up as text. For example, columns tracking progress percentages contained actual percentage symbols (%). Machine learning algorithms do not understand symbols; they only work with pure numbers. So, we wrote a script to strip away these '%' characters and convert the remaining text into workable math decimals.</w:t>
+            </w:r>
+            <w:r>
+              <w:br/>
+            </w:r>
+            <w:r>
+              <w:br/>
+              <w:t xml:space="preserve">4- </w:t>
+            </w:r>
+            <w:r>
+              <w:t>Feature Engineering: Calculating the Evaluation Gap</w:t>
+            </w:r>
+            <w:r>
+              <w:t xml:space="preserve"> : </w:t>
+            </w:r>
+            <w:r>
+              <w:t>Sometimes, the raw data we pulled from the Saudi Open Data portal—even when supplemented with synthetic records—doesn't tell the whole story. So, we have to create new variables out of the existing ones. We noticed that some schools give themselves really high internal ratings, but their official ETEC audit scores are much lower. To capture this exaggeration, we created a new column called the "Evaluation Gap". We literally just subtracted the external audit score from the school's self-evaluation. This gave our AI models a solid number to measure how much a school might be overstating its quality.</w:t>
+            </w:r>
             <w:r>
               <w:t xml:space="preserve"> </w:t>
             </w:r>
             <w:r>
-              <w:t>Another common headache we faced when merging different data sources was numbers showing up as text. For example, columns tracking progress percentages contained actual percentage symbols (%). Machine learning algorithms do not understand symbols; they only work with pure numbers. So, we wrote a script to strip away these '%' characters and convert the remaining text into workable math decimals.</w:t>
-            </w:r>
-            <w:r>
-              <w:br/>
-            </w:r>
-            <w:r>
-              <w:br/>
-              <w:t xml:space="preserve">4- </w:t>
-            </w:r>
-            <w:r>
-              <w:t xml:space="preserve">Feature Engineering: Calculating the Evaluation </w:t>
-            </w:r>
-            <w:proofErr w:type="gramStart"/>
-            <w:r>
-              <w:t>Gap</w:t>
-            </w:r>
-            <w:r>
-              <w:t xml:space="preserve"> :</w:t>
-            </w:r>
-            <w:proofErr w:type="gramEnd"/>
-            <w:r>
-              <w:t xml:space="preserve"> </w:t>
-            </w:r>
-            <w:r>
-              <w:t xml:space="preserve">Sometimes, the raw data we pulled from the Saudi Open Data portal—even when supplemented with synthetic records—doesn't tell the whole story. So, we </w:t>
-            </w:r>
-            <w:proofErr w:type="gramStart"/>
-            <w:r>
-              <w:t>have to</w:t>
-            </w:r>
-            <w:proofErr w:type="gramEnd"/>
-            <w:r>
-              <w:t xml:space="preserve"> create new variables out of the existing ones. We noticed that some schools give themselves </w:t>
-            </w:r>
-            <w:proofErr w:type="gramStart"/>
-            <w:r>
-              <w:t>really high</w:t>
-            </w:r>
-            <w:proofErr w:type="gramEnd"/>
-            <w:r>
-              <w:t xml:space="preserve"> internal ratings, but their official ETEC audit scores are much lower. To capture this exaggeration, we created a new column called the "Evaluation Gap". We literally just subtracted the external audit score from the school's self-evaluation. This gave our AI models a solid number to measure how much a school might be overstating its quality.</w:t>
-            </w:r>
-            <w:r>
-              <w:t xml:space="preserve"> </w:t>
-            </w:r>
-            <w:r>
               <w:br/>
             </w:r>
             <w:r>
@@ -1677,29 +1380,13 @@
               <w:t xml:space="preserve">5- </w:t>
             </w:r>
             <w:r>
-              <w:t xml:space="preserve">Feature Scaling and </w:t>
-            </w:r>
-            <w:proofErr w:type="gramStart"/>
-            <w:r>
-              <w:t>Normalization</w:t>
-            </w:r>
-            <w:r>
-              <w:t xml:space="preserve"> :</w:t>
-            </w:r>
-            <w:proofErr w:type="gramEnd"/>
-            <w:r>
-              <w:t xml:space="preserve"> </w:t>
-            </w:r>
-            <w:r>
-              <w:t xml:space="preserve">Finally, we had to balance the scales. Because our dataset combines various official metrics and simulated scores, it has totally different number ranges. GPAs are usually </w:t>
-            </w:r>
-            <w:proofErr w:type="gramStart"/>
-            <w:r>
-              <w:t>sitting</w:t>
-            </w:r>
-            <w:proofErr w:type="gramEnd"/>
-            <w:r>
-              <w:t xml:space="preserve"> up in the 90s, while standardized test scores hover around 60 or 70. If we just dumped this into a regression model, the AI would unfairly focus on the GPA just because the numbers look bigger. To fix this bias, we used Min-Max Scaling. This technique squashes all our numeric columns down into a standard range between 0 and 1, ensuring that ETEC audits, GPAs, and Qiyas exams all get a fair vote in the final prediction.</w:t>
+              <w:t>Feature Scaling and Normalization</w:t>
+            </w:r>
+            <w:r>
+              <w:t xml:space="preserve"> : </w:t>
+            </w:r>
+            <w:r>
+              <w:t>Finally, we had to balance the scales. Because our dataset combines various official metrics and simulated scores, it has totally different number ranges. GPAs are usually sitting up in the 90s, while standardized test scores hover around 60 or 70. If we just dumped this into a regression model, the AI would unfairly focus on the GPA just because the numbers look bigger. To fix this bias, we used Min-Max Scaling. This technique squashes all our numeric columns down into a standard range between 0 and 1, ensuring that ETEC audits, GPAs, and Qiyas exams all get a fair vote in the final prediction.</w:t>
             </w:r>
           </w:p>
         </w:tc>
@@ -1746,7 +1433,137 @@
             </w:pPr>
           </w:p>
           <w:p/>
-          <w:p/>
+          <w:p>
+            <w:r>
+              <w:lastRenderedPageBreak/>
+              <w:drawing>
+                <wp:inline distT="0" distB="0" distL="0" distR="0" wp14:anchorId="46A36EF1" wp14:editId="06E3DBB6">
+                  <wp:extent cx="2305067" cy="1276359"/>
+                  <wp:effectExtent l="0" t="0" r="0" b="0"/>
+                  <wp:docPr id="1264841486" name="صورة 1"/>
+                  <wp:cNvGraphicFramePr>
+                    <a:graphicFrameLocks xmlns:a="http://schemas.openxmlformats.org/drawingml/2006/main" noChangeAspect="1"/>
+                  </wp:cNvGraphicFramePr>
+                  <a:graphic xmlns:a="http://schemas.openxmlformats.org/drawingml/2006/main">
+                    <a:graphicData uri="http://schemas.openxmlformats.org/drawingml/2006/picture">
+                      <pic:pic xmlns:pic="http://schemas.openxmlformats.org/drawingml/2006/picture">
+                        <pic:nvPicPr>
+                          <pic:cNvPr id="1264841486" name=""/>
+                          <pic:cNvPicPr/>
+                        </pic:nvPicPr>
+                        <pic:blipFill>
+                          <a:blip r:embed="rId8"/>
+                          <a:stretch>
+                            <a:fillRect/>
+                          </a:stretch>
+                        </pic:blipFill>
+                        <pic:spPr>
+                          <a:xfrm>
+                            <a:off x="0" y="0"/>
+                            <a:ext cx="2305067" cy="1276359"/>
+                          </a:xfrm>
+                          <a:prstGeom prst="rect">
+                            <a:avLst/>
+                          </a:prstGeom>
+                        </pic:spPr>
+                      </pic:pic>
+                    </a:graphicData>
+                  </a:graphic>
+                </wp:inline>
+              </w:drawing>
+            </w:r>
+            <w:r>
+              <w:rPr>
+                <w:noProof/>
+              </w:rPr>
+              <w:t xml:space="preserve"> </w:t>
+            </w:r>
+            <w:r>
+              <w:drawing>
+                <wp:inline distT="0" distB="0" distL="0" distR="0" wp14:anchorId="1783215F" wp14:editId="1CA3F47C">
+                  <wp:extent cx="3629052" cy="1400185"/>
+                  <wp:effectExtent l="0" t="0" r="9525" b="9525"/>
+                  <wp:docPr id="958166737" name="صورة 1"/>
+                  <wp:cNvGraphicFramePr>
+                    <a:graphicFrameLocks xmlns:a="http://schemas.openxmlformats.org/drawingml/2006/main" noChangeAspect="1"/>
+                  </wp:cNvGraphicFramePr>
+                  <a:graphic xmlns:a="http://schemas.openxmlformats.org/drawingml/2006/main">
+                    <a:graphicData uri="http://schemas.openxmlformats.org/drawingml/2006/picture">
+                      <pic:pic xmlns:pic="http://schemas.openxmlformats.org/drawingml/2006/picture">
+                        <pic:nvPicPr>
+                          <pic:cNvPr id="958166737" name=""/>
+                          <pic:cNvPicPr/>
+                        </pic:nvPicPr>
+                        <pic:blipFill>
+                          <a:blip r:embed="rId9"/>
+                          <a:stretch>
+                            <a:fillRect/>
+                          </a:stretch>
+                        </pic:blipFill>
+                        <pic:spPr>
+                          <a:xfrm>
+                            <a:off x="0" y="0"/>
+                            <a:ext cx="3629052" cy="1400185"/>
+                          </a:xfrm>
+                          <a:prstGeom prst="rect">
+                            <a:avLst/>
+                          </a:prstGeom>
+                        </pic:spPr>
+                      </pic:pic>
+                    </a:graphicData>
+                  </a:graphic>
+                </wp:inline>
+              </w:drawing>
+            </w:r>
+            <w:r>
+              <w:rPr>
+                <w:noProof/>
+              </w:rPr>
+              <w:t xml:space="preserve"> </w:t>
+            </w:r>
+            <w:r>
+              <w:drawing>
+                <wp:inline distT="0" distB="0" distL="0" distR="0" wp14:anchorId="4DC71704" wp14:editId="69CADF00">
+                  <wp:extent cx="3067072" cy="1381135"/>
+                  <wp:effectExtent l="0" t="0" r="0" b="9525"/>
+                  <wp:docPr id="1879483167" name="صورة 1"/>
+                  <wp:cNvGraphicFramePr>
+                    <a:graphicFrameLocks xmlns:a="http://schemas.openxmlformats.org/drawingml/2006/main" noChangeAspect="1"/>
+                  </wp:cNvGraphicFramePr>
+                  <a:graphic xmlns:a="http://schemas.openxmlformats.org/drawingml/2006/main">
+                    <a:graphicData uri="http://schemas.openxmlformats.org/drawingml/2006/picture">
+                      <pic:pic xmlns:pic="http://schemas.openxmlformats.org/drawingml/2006/picture">
+                        <pic:nvPicPr>
+                          <pic:cNvPr id="1879483167" name=""/>
+                          <pic:cNvPicPr/>
+                        </pic:nvPicPr>
+                        <pic:blipFill>
+                          <a:blip r:embed="rId10"/>
+                          <a:stretch>
+                            <a:fillRect/>
+                          </a:stretch>
+                        </pic:blipFill>
+                        <pic:spPr>
+                          <a:xfrm>
+                            <a:off x="0" y="0"/>
+                            <a:ext cx="3067072" cy="1381135"/>
+                          </a:xfrm>
+                          <a:prstGeom prst="rect">
+                            <a:avLst/>
+                          </a:prstGeom>
+                        </pic:spPr>
+                      </pic:pic>
+                    </a:graphicData>
+                  </a:graphic>
+                </wp:inline>
+              </w:drawing>
+            </w:r>
+          </w:p>
+          <w:p>
+            <w:r>
+              <w:t>https://github.com/tariq-alhazmi/project_AI3101</w:t>
+            </w:r>
+          </w:p>
           <w:p/>
           <w:p/>
         </w:tc>
@@ -1755,12 +1572,12 @@
     <w:p/>
     <w:p/>
     <w:sectPr>
-      <w:headerReference w:type="even" r:id="rId8"/>
-      <w:headerReference w:type="default" r:id="rId9"/>
-      <w:footerReference w:type="even" r:id="rId10"/>
-      <w:footerReference w:type="default" r:id="rId11"/>
-      <w:headerReference w:type="first" r:id="rId12"/>
-      <w:footerReference w:type="first" r:id="rId13"/>
+      <w:headerReference w:type="even" r:id="rId11"/>
+      <w:headerReference w:type="default" r:id="rId12"/>
+      <w:footerReference w:type="even" r:id="rId13"/>
+      <w:footerReference w:type="default" r:id="rId14"/>
+      <w:headerReference w:type="first" r:id="rId15"/>
+      <w:footerReference w:type="first" r:id="rId16"/>
       <w:pgSz w:w="12240" w:h="15840"/>
       <w:pgMar w:top="972" w:right="1440" w:bottom="0" w:left="1440" w:header="720" w:footer="720" w:gutter="0"/>
       <w:cols w:space="720"/>
@@ -1793,7 +1610,7 @@
 <w:ftr xmlns:wpc="http://schemas.microsoft.com/office/word/2010/wordprocessingCanvas" xmlns:cx="http://schemas.microsoft.com/office/drawing/2014/chartex" xmlns:cx1="http://schemas.microsoft.com/office/drawing/2015/9/8/chartex" xmlns:cx2="http://schemas.microsoft.com/office/drawing/2015/10/21/chartex" xmlns:cx3="http://schemas.microsoft.com/office/drawing/2016/5/9/chartex" xmlns:cx4="http://schemas.microsoft.com/office/drawing/2016/5/10/chartex" xmlns:cx5="http://schemas.microsoft.com/office/drawing/2016/5/11/chartex" xmlns:cx6="http://schemas.microsoft.com/office/drawing/2016/5/12/chartex" xmlns:cx7="http://schemas.microsoft.com/office/drawing/2016/5/13/chartex" xmlns:cx8="http://schemas.microsoft.com/office/drawing/2016/5/14/chartex" xmlns:mc="http://schemas.openxmlformats.org/markup-compatibility/2006" xmlns:aink="http://schemas.microsoft.com/office/drawing/2016/ink" xmlns:am3d="http://schemas.microsoft.com/office/drawing/2017/model3d" xmlns:o="urn:schemas-microsoft-com:office:office" xmlns:oel="http://schemas.microsoft.com/office/2019/extlst" xmlns:r="http://schemas.openxmlformats.org/officeDocument/2006/relationships" xmlns:m="http://schemas.openxmlformats.org/officeDocument/2006/math" xmlns:v="urn:schemas-microsoft-com:vml" xmlns:wp14="http://schemas.microsoft.com/office/word/2010/wordprocessingDrawing" xmlns:wp="http://schemas.openxmlformats.org/drawingml/2006/wordprocessingDrawing" xmlns:w10="urn:schemas-microsoft-com:office:word" xmlns:w="http://schemas.openxmlformats.org/wordprocessingml/2006/main" xmlns:w14="http://schemas.microsoft.com/office/word/2010/wordml" xmlns:w15="http://schemas.microsoft.com/office/word/2012/wordml" xmlns:w16cex="http://schemas.microsoft.com/office/word/2018/wordml/cex" xmlns:w16cid="http://schemas.microsoft.com/office/word/2016/wordml/cid" xmlns:w16="http://schemas.microsoft.com/office/word/2018/wordml" xmlns:w16du="http://schemas.microsoft.com/office/word/2023/wordml/word16du" xmlns:w16sdtdh="http://schemas.microsoft.com/office/word/2020/wordml/sdtdatahash" xmlns:w16sdtfl="http://schemas.microsoft.com/office/word/2024/wordml/sdtformatlock" xmlns:w16se="http://schemas.microsoft.com/office/word/2015/wordml/symex" xmlns:wpg="http://schemas.microsoft.com/office/word/2010/wordprocessingGroup" xmlns:wpi="http://schemas.microsoft.com/office/word/2010/wordprocessingInk" xmlns:wne="http://schemas.microsoft.com/office/word/2006/wordml" xmlns:wps="http://schemas.microsoft.com/office/word/2010/wordprocessingShape" mc:Ignorable="w14 w15 w16se w16cid w16 w16cex w16sdtdh w16sdtfl w16du wp14">
   <w:p>
     <w:pPr>
-      <w:pStyle w:val="Footer"/>
+      <w:pStyle w:val="a5"/>
     </w:pPr>
   </w:p>
 </w:ftr>
@@ -1803,7 +1620,7 @@
 <w:ftr xmlns:wpc="http://schemas.microsoft.com/office/word/2010/wordprocessingCanvas" xmlns:cx="http://schemas.microsoft.com/office/drawing/2014/chartex" xmlns:cx1="http://schemas.microsoft.com/office/drawing/2015/9/8/chartex" xmlns:cx2="http://schemas.microsoft.com/office/drawing/2015/10/21/chartex" xmlns:cx3="http://schemas.microsoft.com/office/drawing/2016/5/9/chartex" xmlns:cx4="http://schemas.microsoft.com/office/drawing/2016/5/10/chartex" xmlns:cx5="http://schemas.microsoft.com/office/drawing/2016/5/11/chartex" xmlns:cx6="http://schemas.microsoft.com/office/drawing/2016/5/12/chartex" xmlns:cx7="http://schemas.microsoft.com/office/drawing/2016/5/13/chartex" xmlns:cx8="http://schemas.microsoft.com/office/drawing/2016/5/14/chartex" xmlns:mc="http://schemas.openxmlformats.org/markup-compatibility/2006" xmlns:aink="http://schemas.microsoft.com/office/drawing/2016/ink" xmlns:am3d="http://schemas.microsoft.com/office/drawing/2017/model3d" xmlns:o="urn:schemas-microsoft-com:office:office" xmlns:oel="http://schemas.microsoft.com/office/2019/extlst" xmlns:r="http://schemas.openxmlformats.org/officeDocument/2006/relationships" xmlns:m="http://schemas.openxmlformats.org/officeDocument/2006/math" xmlns:v="urn:schemas-microsoft-com:vml" xmlns:wp14="http://schemas.microsoft.com/office/word/2010/wordprocessingDrawing" xmlns:wp="http://schemas.openxmlformats.org/drawingml/2006/wordprocessingDrawing" xmlns:w10="urn:schemas-microsoft-com:office:word" xmlns:w="http://schemas.openxmlformats.org/wordprocessingml/2006/main" xmlns:w14="http://schemas.microsoft.com/office/word/2010/wordml" xmlns:w15="http://schemas.microsoft.com/office/word/2012/wordml" xmlns:w16cex="http://schemas.microsoft.com/office/word/2018/wordml/cex" xmlns:w16cid="http://schemas.microsoft.com/office/word/2016/wordml/cid" xmlns:w16="http://schemas.microsoft.com/office/word/2018/wordml" xmlns:w16du="http://schemas.microsoft.com/office/word/2023/wordml/word16du" xmlns:w16sdtdh="http://schemas.microsoft.com/office/word/2020/wordml/sdtdatahash" xmlns:w16sdtfl="http://schemas.microsoft.com/office/word/2024/wordml/sdtformatlock" xmlns:w16se="http://schemas.microsoft.com/office/word/2015/wordml/symex" xmlns:wpg="http://schemas.microsoft.com/office/word/2010/wordprocessingGroup" xmlns:wpi="http://schemas.microsoft.com/office/word/2010/wordprocessingInk" xmlns:wne="http://schemas.microsoft.com/office/word/2006/wordml" xmlns:wps="http://schemas.microsoft.com/office/word/2010/wordprocessingShape" mc:Ignorable="w14 w15 w16se w16cid w16 w16cex w16sdtdh w16sdtfl w16du wp14">
   <w:p>
     <w:pPr>
-      <w:pStyle w:val="Footer"/>
+      <w:pStyle w:val="a5"/>
     </w:pPr>
   </w:p>
 </w:ftr>
@@ -1813,7 +1630,7 @@
 <w:ftr xmlns:wpc="http://schemas.microsoft.com/office/word/2010/wordprocessingCanvas" xmlns:cx="http://schemas.microsoft.com/office/drawing/2014/chartex" xmlns:cx1="http://schemas.microsoft.com/office/drawing/2015/9/8/chartex" xmlns:cx2="http://schemas.microsoft.com/office/drawing/2015/10/21/chartex" xmlns:cx3="http://schemas.microsoft.com/office/drawing/2016/5/9/chartex" xmlns:cx4="http://schemas.microsoft.com/office/drawing/2016/5/10/chartex" xmlns:cx5="http://schemas.microsoft.com/office/drawing/2016/5/11/chartex" xmlns:cx6="http://schemas.microsoft.com/office/drawing/2016/5/12/chartex" xmlns:cx7="http://schemas.microsoft.com/office/drawing/2016/5/13/chartex" xmlns:cx8="http://schemas.microsoft.com/office/drawing/2016/5/14/chartex" xmlns:mc="http://schemas.openxmlformats.org/markup-compatibility/2006" xmlns:aink="http://schemas.microsoft.com/office/drawing/2016/ink" xmlns:am3d="http://schemas.microsoft.com/office/drawing/2017/model3d" xmlns:o="urn:schemas-microsoft-com:office:office" xmlns:oel="http://schemas.microsoft.com/office/2019/extlst" xmlns:r="http://schemas.openxmlformats.org/officeDocument/2006/relationships" xmlns:m="http://schemas.openxmlformats.org/officeDocument/2006/math" xmlns:v="urn:schemas-microsoft-com:vml" xmlns:wp14="http://schemas.microsoft.com/office/word/2010/wordprocessingDrawing" xmlns:wp="http://schemas.openxmlformats.org/drawingml/2006/wordprocessingDrawing" xmlns:w10="urn:schemas-microsoft-com:office:word" xmlns:w="http://schemas.openxmlformats.org/wordprocessingml/2006/main" xmlns:w14="http://schemas.microsoft.com/office/word/2010/wordml" xmlns:w15="http://schemas.microsoft.com/office/word/2012/wordml" xmlns:w16cex="http://schemas.microsoft.com/office/word/2018/wordml/cex" xmlns:w16cid="http://schemas.microsoft.com/office/word/2016/wordml/cid" xmlns:w16="http://schemas.microsoft.com/office/word/2018/wordml" xmlns:w16du="http://schemas.microsoft.com/office/word/2023/wordml/word16du" xmlns:w16sdtdh="http://schemas.microsoft.com/office/word/2020/wordml/sdtdatahash" xmlns:w16sdtfl="http://schemas.microsoft.com/office/word/2024/wordml/sdtformatlock" xmlns:w16se="http://schemas.microsoft.com/office/word/2015/wordml/symex" xmlns:wpg="http://schemas.microsoft.com/office/word/2010/wordprocessingGroup" xmlns:wpi="http://schemas.microsoft.com/office/word/2010/wordprocessingInk" xmlns:wne="http://schemas.microsoft.com/office/word/2006/wordml" xmlns:wps="http://schemas.microsoft.com/office/word/2010/wordprocessingShape" mc:Ignorable="w14 w15 w16se w16cid w16 w16cex w16sdtdh w16sdtfl w16du wp14">
   <w:p>
     <w:pPr>
-      <w:pStyle w:val="Footer"/>
+      <w:pStyle w:val="a5"/>
     </w:pPr>
   </w:p>
 </w:ftr>
@@ -1842,7 +1659,7 @@
 <w:hdr xmlns:wpc="http://schemas.microsoft.com/office/word/2010/wordprocessingCanvas" xmlns:cx="http://schemas.microsoft.com/office/drawing/2014/chartex" xmlns:cx1="http://schemas.microsoft.com/office/drawing/2015/9/8/chartex" xmlns:cx2="http://schemas.microsoft.com/office/drawing/2015/10/21/chartex" xmlns:cx3="http://schemas.microsoft.com/office/drawing/2016/5/9/chartex" xmlns:cx4="http://schemas.microsoft.com/office/drawing/2016/5/10/chartex" xmlns:cx5="http://schemas.microsoft.com/office/drawing/2016/5/11/chartex" xmlns:cx6="http://schemas.microsoft.com/office/drawing/2016/5/12/chartex" xmlns:cx7="http://schemas.microsoft.com/office/drawing/2016/5/13/chartex" xmlns:cx8="http://schemas.microsoft.com/office/drawing/2016/5/14/chartex" xmlns:mc="http://schemas.openxmlformats.org/markup-compatibility/2006" xmlns:aink="http://schemas.microsoft.com/office/drawing/2016/ink" xmlns:am3d="http://schemas.microsoft.com/office/drawing/2017/model3d" xmlns:o="urn:schemas-microsoft-com:office:office" xmlns:oel="http://schemas.microsoft.com/office/2019/extlst" xmlns:r="http://schemas.openxmlformats.org/officeDocument/2006/relationships" xmlns:m="http://schemas.openxmlformats.org/officeDocument/2006/math" xmlns:v="urn:schemas-microsoft-com:vml" xmlns:wp14="http://schemas.microsoft.com/office/word/2010/wordprocessingDrawing" xmlns:wp="http://schemas.openxmlformats.org/drawingml/2006/wordprocessingDrawing" xmlns:w10="urn:schemas-microsoft-com:office:word" xmlns:w="http://schemas.openxmlformats.org/wordprocessingml/2006/main" xmlns:w14="http://schemas.microsoft.com/office/word/2010/wordml" xmlns:w15="http://schemas.microsoft.com/office/word/2012/wordml" xmlns:w16cex="http://schemas.microsoft.com/office/word/2018/wordml/cex" xmlns:w16cid="http://schemas.microsoft.com/office/word/2016/wordml/cid" xmlns:w16="http://schemas.microsoft.com/office/word/2018/wordml" xmlns:w16du="http://schemas.microsoft.com/office/word/2023/wordml/word16du" xmlns:w16sdtdh="http://schemas.microsoft.com/office/word/2020/wordml/sdtdatahash" xmlns:w16sdtfl="http://schemas.microsoft.com/office/word/2024/wordml/sdtformatlock" xmlns:w16se="http://schemas.microsoft.com/office/word/2015/wordml/symex" xmlns:wpg="http://schemas.microsoft.com/office/word/2010/wordprocessingGroup" xmlns:wpi="http://schemas.microsoft.com/office/word/2010/wordprocessingInk" xmlns:wne="http://schemas.microsoft.com/office/word/2006/wordml" xmlns:wps="http://schemas.microsoft.com/office/word/2010/wordprocessingShape" mc:Ignorable="w14 w15 w16se w16cid w16 w16cex w16sdtdh w16sdtfl w16du wp14">
   <w:p>
     <w:pPr>
-      <w:pStyle w:val="Header"/>
+      <w:pStyle w:val="a4"/>
     </w:pPr>
   </w:p>
 </w:hdr>
@@ -1852,7 +1669,7 @@
 <w:hdr xmlns:wpc="http://schemas.microsoft.com/office/word/2010/wordprocessingCanvas" xmlns:cx="http://schemas.microsoft.com/office/drawing/2014/chartex" xmlns:cx1="http://schemas.microsoft.com/office/drawing/2015/9/8/chartex" xmlns:cx2="http://schemas.microsoft.com/office/drawing/2015/10/21/chartex" xmlns:cx3="http://schemas.microsoft.com/office/drawing/2016/5/9/chartex" xmlns:cx4="http://schemas.microsoft.com/office/drawing/2016/5/10/chartex" xmlns:cx5="http://schemas.microsoft.com/office/drawing/2016/5/11/chartex" xmlns:cx6="http://schemas.microsoft.com/office/drawing/2016/5/12/chartex" xmlns:cx7="http://schemas.microsoft.com/office/drawing/2016/5/13/chartex" xmlns:cx8="http://schemas.microsoft.com/office/drawing/2016/5/14/chartex" xmlns:mc="http://schemas.openxmlformats.org/markup-compatibility/2006" xmlns:aink="http://schemas.microsoft.com/office/drawing/2016/ink" xmlns:am3d="http://schemas.microsoft.com/office/drawing/2017/model3d" xmlns:o="urn:schemas-microsoft-com:office:office" xmlns:oel="http://schemas.microsoft.com/office/2019/extlst" xmlns:r="http://schemas.openxmlformats.org/officeDocument/2006/relationships" xmlns:m="http://schemas.openxmlformats.org/officeDocument/2006/math" xmlns:v="urn:schemas-microsoft-com:vml" xmlns:wp14="http://schemas.microsoft.com/office/word/2010/wordprocessingDrawing" xmlns:wp="http://schemas.openxmlformats.org/drawingml/2006/wordprocessingDrawing" xmlns:w10="urn:schemas-microsoft-com:office:word" xmlns:w="http://schemas.openxmlformats.org/wordprocessingml/2006/main" xmlns:w14="http://schemas.microsoft.com/office/word/2010/wordml" xmlns:w15="http://schemas.microsoft.com/office/word/2012/wordml" xmlns:w16cex="http://schemas.microsoft.com/office/word/2018/wordml/cex" xmlns:w16cid="http://schemas.microsoft.com/office/word/2016/wordml/cid" xmlns:w16="http://schemas.microsoft.com/office/word/2018/wordml" xmlns:w16du="http://schemas.microsoft.com/office/word/2023/wordml/word16du" xmlns:w16sdtdh="http://schemas.microsoft.com/office/word/2020/wordml/sdtdatahash" xmlns:w16sdtfl="http://schemas.microsoft.com/office/word/2024/wordml/sdtformatlock" xmlns:w16se="http://schemas.microsoft.com/office/word/2015/wordml/symex" xmlns:wpg="http://schemas.microsoft.com/office/word/2010/wordprocessingGroup" xmlns:wpi="http://schemas.microsoft.com/office/word/2010/wordprocessingInk" xmlns:wne="http://schemas.microsoft.com/office/word/2006/wordml" xmlns:wps="http://schemas.microsoft.com/office/word/2010/wordprocessingShape" mc:Ignorable="w14 w15 w16se w16cid w16 w16cex w16sdtdh w16sdtfl w16du wp14">
   <w:tbl>
     <w:tblPr>
-      <w:tblStyle w:val="TableGrid"/>
+      <w:tblStyle w:val="a3"/>
       <w:tblW w:w="10800" w:type="dxa"/>
       <w:tblInd w:w="-630" w:type="dxa"/>
       <w:tblBorders>
@@ -2157,7 +1974,7 @@
   </w:tbl>
   <w:p>
     <w:pPr>
-      <w:pStyle w:val="Header"/>
+      <w:pStyle w:val="a4"/>
     </w:pPr>
   </w:p>
 </w:hdr>
@@ -2167,7 +1984,7 @@
 <w:hdr xmlns:wpc="http://schemas.microsoft.com/office/word/2010/wordprocessingCanvas" xmlns:cx="http://schemas.microsoft.com/office/drawing/2014/chartex" xmlns:cx1="http://schemas.microsoft.com/office/drawing/2015/9/8/chartex" xmlns:cx2="http://schemas.microsoft.com/office/drawing/2015/10/21/chartex" xmlns:cx3="http://schemas.microsoft.com/office/drawing/2016/5/9/chartex" xmlns:cx4="http://schemas.microsoft.com/office/drawing/2016/5/10/chartex" xmlns:cx5="http://schemas.microsoft.com/office/drawing/2016/5/11/chartex" xmlns:cx6="http://schemas.microsoft.com/office/drawing/2016/5/12/chartex" xmlns:cx7="http://schemas.microsoft.com/office/drawing/2016/5/13/chartex" xmlns:cx8="http://schemas.microsoft.com/office/drawing/2016/5/14/chartex" xmlns:mc="http://schemas.openxmlformats.org/markup-compatibility/2006" xmlns:aink="http://schemas.microsoft.com/office/drawing/2016/ink" xmlns:am3d="http://schemas.microsoft.com/office/drawing/2017/model3d" xmlns:o="urn:schemas-microsoft-com:office:office" xmlns:oel="http://schemas.microsoft.com/office/2019/extlst" xmlns:r="http://schemas.openxmlformats.org/officeDocument/2006/relationships" xmlns:m="http://schemas.openxmlformats.org/officeDocument/2006/math" xmlns:v="urn:schemas-microsoft-com:vml" xmlns:wp14="http://schemas.microsoft.com/office/word/2010/wordprocessingDrawing" xmlns:wp="http://schemas.openxmlformats.org/drawingml/2006/wordprocessingDrawing" xmlns:w10="urn:schemas-microsoft-com:office:word" xmlns:w="http://schemas.openxmlformats.org/wordprocessingml/2006/main" xmlns:w14="http://schemas.microsoft.com/office/word/2010/wordml" xmlns:w15="http://schemas.microsoft.com/office/word/2012/wordml" xmlns:w16cex="http://schemas.microsoft.com/office/word/2018/wordml/cex" xmlns:w16cid="http://schemas.microsoft.com/office/word/2016/wordml/cid" xmlns:w16="http://schemas.microsoft.com/office/word/2018/wordml" xmlns:w16du="http://schemas.microsoft.com/office/word/2023/wordml/word16du" xmlns:w16sdtdh="http://schemas.microsoft.com/office/word/2020/wordml/sdtdatahash" xmlns:w16sdtfl="http://schemas.microsoft.com/office/word/2024/wordml/sdtformatlock" xmlns:w16se="http://schemas.microsoft.com/office/word/2015/wordml/symex" xmlns:wpg="http://schemas.microsoft.com/office/word/2010/wordprocessingGroup" xmlns:wpi="http://schemas.microsoft.com/office/word/2010/wordprocessingInk" xmlns:wne="http://schemas.microsoft.com/office/word/2006/wordml" xmlns:wps="http://schemas.microsoft.com/office/word/2010/wordprocessingShape" mc:Ignorable="w14 w15 w16se w16cid w16 w16cex w16sdtdh w16sdtfl w16du wp14">
   <w:p>
     <w:pPr>
-      <w:pStyle w:val="Header"/>
+      <w:pStyle w:val="a4"/>
     </w:pPr>
   </w:p>
 </w:hdr>
@@ -2845,16 +2662,17 @@
     <w:lsdException w:name="Unresolved Mention" w:semiHidden="1" w:unhideWhenUsed="1"/>
     <w:lsdException w:name="Smart Link" w:semiHidden="1" w:unhideWhenUsed="1"/>
   </w:latentStyles>
-  <w:style w:type="paragraph" w:default="1" w:styleId="Normal">
+  <w:style w:type="paragraph" w:default="1" w:styleId="a">
     <w:name w:val="Normal"/>
     <w:qFormat/>
   </w:style>
-  <w:style w:type="character" w:default="1" w:styleId="DefaultParagraphFont">
+  <w:style w:type="character" w:default="1" w:styleId="a0">
     <w:name w:val="Default Paragraph Font"/>
     <w:uiPriority w:val="1"/>
+    <w:semiHidden/>
     <w:unhideWhenUsed/>
   </w:style>
-  <w:style w:type="table" w:default="1" w:styleId="TableNormal">
+  <w:style w:type="table" w:default="1" w:styleId="a1">
     <w:name w:val="Normal Table"/>
     <w:uiPriority w:val="99"/>
     <w:semiHidden/>
@@ -2869,15 +2687,15 @@
       </w:tblCellMar>
     </w:tblPr>
   </w:style>
-  <w:style w:type="numbering" w:default="1" w:styleId="NoList">
+  <w:style w:type="numbering" w:default="1" w:styleId="a2">
     <w:name w:val="No List"/>
     <w:uiPriority w:val="99"/>
     <w:semiHidden/>
     <w:unhideWhenUsed/>
   </w:style>
-  <w:style w:type="table" w:styleId="TableGrid">
+  <w:style w:type="table" w:styleId="a3">
     <w:name w:val="Table Grid"/>
-    <w:basedOn w:val="TableNormal"/>
+    <w:basedOn w:val="a1"/>
     <w:uiPriority w:val="39"/>
     <w:rsid w:val="00352EC8"/>
     <w:tblPr>
@@ -2893,7 +2711,7 @@
   </w:style>
   <w:style w:type="paragraph" w:customStyle="1" w:styleId="TimesNewRoman">
     <w:name w:val="Times New Roman"/>
-    <w:basedOn w:val="Normal"/>
+    <w:basedOn w:val="a"/>
     <w:rsid w:val="00A215DF"/>
     <w:pPr>
       <w:bidi/>
@@ -2906,10 +2724,10 @@
       <w:lang w:val="en-GB"/>
     </w:rPr>
   </w:style>
-  <w:style w:type="paragraph" w:styleId="Header">
+  <w:style w:type="paragraph" w:styleId="a4">
     <w:name w:val="header"/>
-    <w:basedOn w:val="Normal"/>
-    <w:link w:val="HeaderChar"/>
+    <w:basedOn w:val="a"/>
+    <w:link w:val="Char"/>
     <w:uiPriority w:val="99"/>
     <w:unhideWhenUsed/>
     <w:rsid w:val="00A215DF"/>
@@ -2920,17 +2738,17 @@
       </w:tabs>
     </w:pPr>
   </w:style>
-  <w:style w:type="character" w:customStyle="1" w:styleId="HeaderChar">
-    <w:name w:val="Header Char"/>
-    <w:basedOn w:val="DefaultParagraphFont"/>
-    <w:link w:val="Header"/>
+  <w:style w:type="character" w:customStyle="1" w:styleId="Char">
+    <w:name w:val="رأس الصفحة Char"/>
+    <w:basedOn w:val="a0"/>
+    <w:link w:val="a4"/>
     <w:uiPriority w:val="99"/>
     <w:rsid w:val="00A215DF"/>
   </w:style>
-  <w:style w:type="paragraph" w:styleId="Footer">
+  <w:style w:type="paragraph" w:styleId="a5">
     <w:name w:val="footer"/>
-    <w:basedOn w:val="Normal"/>
-    <w:link w:val="FooterChar"/>
+    <w:basedOn w:val="a"/>
+    <w:link w:val="Char0"/>
     <w:uiPriority w:val="99"/>
     <w:unhideWhenUsed/>
     <w:rsid w:val="00A215DF"/>
@@ -2941,16 +2759,16 @@
       </w:tabs>
     </w:pPr>
   </w:style>
-  <w:style w:type="character" w:customStyle="1" w:styleId="FooterChar">
-    <w:name w:val="Footer Char"/>
-    <w:basedOn w:val="DefaultParagraphFont"/>
-    <w:link w:val="Footer"/>
+  <w:style w:type="character" w:customStyle="1" w:styleId="Char0">
+    <w:name w:val="تذييل الصفحة Char"/>
+    <w:basedOn w:val="a0"/>
+    <w:link w:val="a5"/>
     <w:uiPriority w:val="99"/>
     <w:rsid w:val="00A215DF"/>
   </w:style>
-  <w:style w:type="paragraph" w:styleId="ListParagraph">
+  <w:style w:type="paragraph" w:styleId="a6">
     <w:name w:val="List Paragraph"/>
-    <w:basedOn w:val="Normal"/>
+    <w:basedOn w:val="a"/>
     <w:uiPriority w:val="34"/>
     <w:qFormat/>
     <w:rsid w:val="00976AC8"/>
